--- a/user-stories/Epic-1-Expression-Builder-Panel/US-02-Open-Expression-Builder-Popup.docx
+++ b/user-stories/Epic-1-Expression-Builder-Panel/US-02-Open-Expression-Builder-Popup.docx
@@ -7,58 +7,19 @@
         <w:pStyle w:val="Heading1"/>
       </w:pPr>
       <w:r>
-        <w:rPr>
-          <w:color w:val="1F497D"/>
-        </w:rPr>
-        <w:t>US-02 - Open Expression Builder Popup on Expression Click</w:t>
-      </w:r>
-    </w:p>
-    <w:p/>
-    <w:p>
-      <w:r>
-        <w:rPr>
-          <w:b/>
-        </w:rPr>
-        <w:t xml:space="preserve">Epic: </w:t>
-      </w:r>
-      <w:r>
-        <w:t>Epic 1 - Expression Builder Panel</w:t>
+        <w:t>US-02: Open Select Expression Popup</w:t>
       </w:r>
     </w:p>
     <w:p>
       <w:r>
-        <w:rPr>
-          <w:b/>
-        </w:rPr>
-        <w:t xml:space="preserve">Story ID: </w:t>
-      </w:r>
-      <w:r>
-        <w:t>US-02</w:t>
+        <w:t>Epic: Epic 1 - Expression Builder Panel</w:t>
       </w:r>
     </w:p>
     <w:p>
       <w:r>
-        <w:rPr>
-          <w:b/>
-        </w:rPr>
-        <w:t xml:space="preserve">Type: </w:t>
-      </w:r>
-      <w:r>
-        <w:t>Frontend</w:t>
+        <w:t>Type: Frontend</w:t>
       </w:r>
     </w:p>
-    <w:p>
-      <w:r>
-        <w:rPr>
-          <w:b/>
-        </w:rPr>
-        <w:t xml:space="preserve">Priority: </w:t>
-      </w:r>
-      <w:r>
-        <w:t>Medium</w:t>
-      </w:r>
-    </w:p>
-    <w:p/>
     <w:p>
       <w:pPr>
         <w:pStyle w:val="Heading2"/>
@@ -71,16 +32,11 @@
       <w:r>
         <w:t>As a user,</w:t>
         <w:br/>
-      </w:r>
-      <w:r>
-        <w:t>I want to click on 'Expression' to open the expression builder popup,</w:t>
+        <w:t>I want to open the Select Expression popup when I click "Add expression",</w:t>
         <w:br/>
-      </w:r>
-      <w:r>
-        <w:t>So that I can start configuring the expression I want to build.</w:t>
+        <w:t>So that I can choose a parameter, math function, or number for my expression.</w:t>
       </w:r>
     </w:p>
-    <w:p/>
     <w:p>
       <w:pPr>
         <w:pStyle w:val="Heading2"/>
@@ -94,7 +50,7 @@
         <w:pStyle w:val="ListBullet"/>
       </w:pPr>
       <w:r>
-        <w:t>Clicking the 'Expression' label/button opens a popup/modal panel.</w:t>
+        <w:t>Clicking the "Add expression" placeholder opens the "Select Expression" popup/modal.</w:t>
       </w:r>
     </w:p>
     <w:p>
@@ -102,7 +58,7 @@
         <w:pStyle w:val="ListBullet"/>
       </w:pPr>
       <w:r>
-        <w:t>The popup contains three tabs or filter options: 'Parameter', 'Math Function', 'All'.</w:t>
+        <w:t>The popup has a title: "Select Expression".</w:t>
       </w:r>
     </w:p>
     <w:p>
@@ -110,7 +66,7 @@
         <w:pStyle w:val="ListBullet"/>
       </w:pPr>
       <w:r>
-        <w:t>The label 'Indicators' is renamed to 'Parameter' in the popup.</w:t>
+        <w:t>The popup has a close (x) button at the top-right corner.</w:t>
       </w:r>
     </w:p>
     <w:p>
@@ -118,7 +74,7 @@
         <w:pStyle w:val="ListBullet"/>
       </w:pPr>
       <w:r>
-        <w:t>The label 'Math Function' remains unchanged.</w:t>
+        <w:t>The popup contains three tabs: [All] [Parameter] [Math Functions].</w:t>
       </w:r>
     </w:p>
     <w:p>
@@ -126,7 +82,7 @@
         <w:pStyle w:val="ListBullet"/>
       </w:pPr>
       <w:r>
-        <w:t>The 'All' option label remains unchanged.</w:t>
+        <w:t>By default, the "All" tab is selected and highlighted.</w:t>
       </w:r>
     </w:p>
     <w:p>
@@ -134,7 +90,7 @@
         <w:pStyle w:val="ListBullet"/>
       </w:pPr>
       <w:r>
-        <w:t>The popup displays the correct options based on the selected tab.</w:t>
+        <w:t>A search input field with placeholder "Search or enter a number..." is visible.</w:t>
       </w:r>
     </w:p>
     <w:p>
@@ -142,24 +98,51 @@
         <w:pStyle w:val="ListBullet"/>
       </w:pPr>
       <w:r>
-        <w:t>The popup is dismissible (e.g., by clicking outside or a close button).</w:t>
+        <w:t>Clicking the close (x) button dismisses the popup without making any changes.</w:t>
       </w:r>
     </w:p>
-    <w:p/>
     <w:p>
       <w:pPr>
         <w:pStyle w:val="Heading2"/>
       </w:pPr>
       <w:r>
-        <w:t>Notes / Clarifications</w:t>
+        <w:t>UI Reference</w:t>
       </w:r>
     </w:p>
     <w:p>
-      <w:pPr>
-        <w:pStyle w:val="ListBullet"/>
-      </w:pPr>
       <w:r>
-        <w:t>Needs Clarification: Is the popup a modal dialog or an inline dropdown panel?</w:t>
+        <w:drawing>
+          <wp:inline xmlns:a="http://schemas.openxmlformats.org/drawingml/2006/main" xmlns:pic="http://schemas.openxmlformats.org/drawingml/2006/picture">
+            <wp:extent cx="4572000" cy="4014061"/>
+            <wp:docPr id="1" name="Picture 1"/>
+            <wp:cNvGraphicFramePr>
+              <a:graphicFrameLocks noChangeAspect="1"/>
+            </wp:cNvGraphicFramePr>
+            <a:graphic>
+              <a:graphicData uri="http://schemas.openxmlformats.org/drawingml/2006/picture">
+                <pic:pic>
+                  <pic:nvPicPr>
+                    <pic:cNvPr id="0" name="image9.png"/>
+                    <pic:cNvPicPr/>
+                  </pic:nvPicPr>
+                  <pic:blipFill>
+                    <a:blip r:embed="rId9"/>
+                    <a:stretch>
+                      <a:fillRect/>
+                    </a:stretch>
+                  </pic:blipFill>
+                  <pic:spPr>
+                    <a:xfrm>
+                      <a:off x="0" y="0"/>
+                      <a:ext cx="4572000" cy="4014061"/>
+                    </a:xfrm>
+                    <a:prstGeom prst="rect"/>
+                  </pic:spPr>
+                </pic:pic>
+              </a:graphicData>
+            </a:graphic>
+          </wp:inline>
+        </w:drawing>
       </w:r>
     </w:p>
     <w:sectPr>
